--- a/certificates templates/شهادة شكر و تقدير.docx
+++ b/certificates templates/شهادة شكر و تقدير.docx
@@ -1,33 +1,32 @@
 
 <file path=word/document.xml><?xml version="1.0" encoding="utf-8"?>
-<w:document xmlns:wpc="http://schemas.microsoft.com/office/word/2010/wordprocessingCanvas" xmlns:mc="http://schemas.openxmlformats.org/markup-compatibility/2006" xmlns:o="urn:schemas-microsoft-com:office:office" xmlns:r="http://schemas.openxmlformats.org/officeDocument/2006/relationships" xmlns:m="http://schemas.openxmlformats.org/officeDocument/2006/math" xmlns:v="urn:schemas-microsoft-com:vml" xmlns:wp14="http://schemas.microsoft.com/office/word/2010/wordprocessingDrawing" xmlns:wp="http://schemas.openxmlformats.org/drawingml/2006/wordprocessingDrawing" xmlns:w10="urn:schemas-microsoft-com:office:word" xmlns:w="http://schemas.openxmlformats.org/wordprocessingml/2006/main" xmlns:w14="http://schemas.microsoft.com/office/word/2010/wordml" xmlns:w15="http://schemas.microsoft.com/office/word/2012/wordml" xmlns:wpg="http://schemas.microsoft.com/office/word/2010/wordprocessingGroup" xmlns:wpi="http://schemas.microsoft.com/office/word/2010/wordprocessingInk" xmlns:wne="http://schemas.microsoft.com/office/word/2006/wordml" xmlns:wps="http://schemas.microsoft.com/office/word/2010/wordprocessingShape" xmlns:cx="http://schemas.microsoft.com/office/drawing/2014/chartex" xmlns:cx1="http://schemas.microsoft.com/office/drawing/2015/9/8/chartex" xmlns:cx2="http://schemas.microsoft.com/office/drawing/2015/10/21/chartex" xmlns:cx3="http://schemas.microsoft.com/office/drawing/2016/5/9/chartex" xmlns:cx4="http://schemas.microsoft.com/office/drawing/2016/5/10/chartex" xmlns:cx5="http://schemas.microsoft.com/office/drawing/2016/5/11/chartex" xmlns:cx6="http://schemas.microsoft.com/office/drawing/2016/5/12/chartex" xmlns:cx7="http://schemas.microsoft.com/office/drawing/2016/5/13/chartex" xmlns:cx8="http://schemas.microsoft.com/office/drawing/2016/5/14/chartex" xmlns:aink="http://schemas.microsoft.com/office/drawing/2016/ink" xmlns:am3d="http://schemas.microsoft.com/office/drawing/2017/model3d" xmlns:w16cex="http://schemas.microsoft.com/office/word/2018/wordml/cex" xmlns:w16cid="http://schemas.microsoft.com/office/word/2016/wordml/cid" xmlns:w16="http://schemas.microsoft.com/office/word/2018/wordml" xmlns:w16sdtdh="http://schemas.microsoft.com/office/word/2020/wordml/sdtdatahash" xmlns:w16se="http://schemas.microsoft.com/office/word/2015/wordml/symex" mc:Ignorable="w14 w15 wp14">
+<w:document xmlns:wpc="http://schemas.microsoft.com/office/word/2010/wordprocessingCanvas" xmlns:mc="http://schemas.openxmlformats.org/markup-compatibility/2006" xmlns:o="urn:schemas-microsoft-com:office:office" xmlns:r="http://schemas.openxmlformats.org/officeDocument/2006/relationships" xmlns:m="http://schemas.openxmlformats.org/officeDocument/2006/math" xmlns:v="urn:schemas-microsoft-com:vml" xmlns:wp14="http://schemas.microsoft.com/office/word/2010/wordprocessingDrawing" xmlns:wp="http://schemas.openxmlformats.org/drawingml/2006/wordprocessingDrawing" xmlns:w10="urn:schemas-microsoft-com:office:word" xmlns:w="http://schemas.openxmlformats.org/wordprocessingml/2006/main" xmlns:w14="http://schemas.microsoft.com/office/word/2010/wordml" xmlns:w15="http://schemas.microsoft.com/office/word/2012/wordml" xmlns:w16se="http://schemas.microsoft.com/office/word/2015/wordml/symex" xmlns:w16cid="http://schemas.microsoft.com/office/word/2016/wordml/cid" xmlns:w16="http://schemas.microsoft.com/office/word/2018/wordml" xmlns:w16cex="http://schemas.microsoft.com/office/word/2018/wordml/cex" xmlns:w16sdtdh="http://schemas.microsoft.com/office/word/2020/wordml/sdtdatahash" xmlns:wne="http://schemas.microsoft.com/office/word/2006/wordml" xmlns:wpg="http://schemas.microsoft.com/office/word/2010/wordprocessingGroup" xmlns:wps="http://schemas.microsoft.com/office/word/2010/wordprocessingShape" mc:Ignorable="w14 w15 w16se w16cid w16 w16cex w16sdtdh wp14">
   <w:body>
     <w:p>
       <w:pPr>
         <w:pBdr>
-          <w:bottom w:val="single" w:color="A9791F" w:sz="18" w:space="4"/>
+          <w:bottom w:val="single" w:sz="18" w:space="4" w:color="A9791F"/>
         </w:pBdr>
-        <w:spacing w:after="60" w:before="0"/>
-        <w:jc w:val="center"/>
-      </w:pPr>
-      <w:r>
-        <w:rPr>
-          <w:rFonts w:ascii="Arial" w:cs="Arial" w:eastAsia="Arial" w:hAnsi="Arial"/>
-        </w:rPr>
-        <w:t xml:space="preserve"/>
+        <w:spacing w:before="0" w:after="60"/>
+        <w:jc w:val="center"/>
+      </w:pPr>
+      <w:r>
+        <w:rPr>
+          <w:rFonts w:ascii="Arial" w:hAnsi="Arial" w:eastAsia="Arial" w:cs="Arial"/>
+        </w:rPr>
       </w:r>
     </w:p>
     <w:tbl>
       <w:tblPr>
-        <w:tblW w:type="dxa" w:w="14004"/>
+        <w:tblW w:w="14004" w:type="dxa"/>
         <w:jc w:val="center"/>
         <w:tblBorders>
-          <w:top w:val="none" w:color="FFFFFF" w:sz="0"/>
-          <w:left w:val="none" w:color="FFFFFF" w:sz="0"/>
-          <w:bottom w:val="none" w:color="FFFFFF" w:sz="0"/>
-          <w:right w:val="none" w:color="FFFFFF" w:sz="0"/>
-          <w:insideH w:val="none" w:color="FFFFFF" w:sz="0"/>
-          <w:insideV w:val="none" w:color="FFFFFF" w:sz="0"/>
+          <w:top w:val="none"/>
+          <w:left w:val="none"/>
+          <w:bottom w:val="none"/>
+          <w:right w:val="none"/>
+          <w:insideH w:val="none"/>
+          <w:insideV w:val="none"/>
         </w:tblBorders>
       </w:tblPr>
       <w:tblGrid>
@@ -38,12 +37,12 @@
       <w:tr>
         <w:tc>
           <w:tcPr>
-            <w:tcW w:type="dxa" w:w="2000"/>
+            <w:tcW w:w="2000" w:type="dxa"/>
             <w:tcBorders>
-              <w:top w:val="none" w:color="FFFFFF" w:sz="0"/>
-              <w:left w:val="none" w:color="FFFFFF" w:sz="0"/>
-              <w:bottom w:val="none" w:color="FFFFFF" w:sz="0"/>
-              <w:right w:val="none" w:color="FFFFFF" w:sz="0"/>
+              <w:top w:val="none"/>
+              <w:left w:val="none"/>
+              <w:bottom w:val="none"/>
+              <w:right w:val="none"/>
             </w:tcBorders>
             <w:vAlign w:val="center"/>
           </w:tcPr>
@@ -54,9 +53,9 @@
             <w:r>
               <w:drawing>
                 <wp:inline distT="0" distB="0" distL="0" distR="0">
-                  <wp:extent cx="904875" cy="874079"/>
-                  <wp:effectExtent t="0" r="0" b="0" l="0"/>
-                  <wp:docPr id="1" name="" descr="" title=""/>
+                  <wp:extent cx="904875" cy="876300"/>
+                  <wp:effectExtent l="0" t="0" r="0" b="0"/>
+                  <wp:docPr id="100000" name="Picture 100000"/>
                   <wp:cNvGraphicFramePr>
                     <a:graphicFrameLocks xmlns:a="http://schemas.openxmlformats.org/drawingml/2006/main" noChangeAspect="1"/>
                   </wp:cNvGraphicFramePr>
@@ -64,22 +63,19 @@
                     <a:graphicData uri="http://schemas.openxmlformats.org/drawingml/2006/picture">
                       <pic:pic xmlns:pic="http://schemas.openxmlformats.org/drawingml/2006/picture">
                         <pic:nvPicPr>
-                          <pic:cNvPr id="0" name="" descr=""/>
-                          <pic:cNvPicPr>
-                            <a:picLocks noChangeAspect="1" noChangeArrowheads="1"/>
-                          </pic:cNvPicPr>
+                          <pic:cNvPr id="100000" name="image100000"/>
+                          <pic:cNvPicPr/>
                         </pic:nvPicPr>
                         <pic:blipFill>
-                          <a:blip r:embed="rId8" cstate="none"/>
-                          <a:srcRect/>
+                          <a:blip r:embed="rId10"/>
                           <a:stretch>
                             <a:fillRect/>
                           </a:stretch>
                         </pic:blipFill>
-                        <pic:spPr bwMode="auto">
+                        <pic:spPr>
                           <a:xfrm>
                             <a:off x="0" y="0"/>
-                            <a:ext cx="904875" cy="874079"/>
+                            <a:ext cx="904875" cy="876300"/>
                           </a:xfrm>
                           <a:prstGeom prst="rect">
                             <a:avLst/>
@@ -95,24 +91,24 @@
         </w:tc>
         <w:tc>
           <w:tcPr>
-            <w:tcW w:type="dxa" w:w="10004"/>
+            <w:tcW w:w="10004" w:type="dxa"/>
             <w:tcBorders>
-              <w:top w:val="none" w:color="FFFFFF" w:sz="0"/>
-              <w:left w:val="none" w:color="FFFFFF" w:sz="0"/>
-              <w:bottom w:val="none" w:color="FFFFFF" w:sz="0"/>
-              <w:right w:val="none" w:color="FFFFFF" w:sz="0"/>
+              <w:top w:val="none"/>
+              <w:left w:val="none"/>
+              <w:bottom w:val="none"/>
+              <w:right w:val="none"/>
             </w:tcBorders>
             <w:vAlign w:val="center"/>
           </w:tcPr>
           <w:p>
             <w:pPr>
+              <w:spacing w:before="100" w:after="20"/>
               <w:bidi/>
-              <w:spacing w:after="20" w:before="100"/>
               <w:jc w:val="center"/>
             </w:pPr>
             <w:r>
               <w:rPr>
-                <w:rFonts w:ascii="Arial" w:cs="Arial" w:eastAsia="Arial" w:hAnsi="Arial"/>
+                <w:rFonts w:ascii="Arial" w:hAnsi="Arial" w:eastAsia="Arial" w:cs="Arial"/>
                 <w:b/>
                 <w:bCs/>
                 <w:color w:val="1A1A1A"/>
@@ -120,18 +116,18 @@
                 <w:szCs w:val="24"/>
                 <w:rtl/>
               </w:rPr>
-              <w:t xml:space="preserve">الجمهورية الجزائرية الديمقراطية الشعبية</w:t>
+              <w:t>الجمهورية الجزائرية الديمقراطية الشعبية</w:t>
             </w:r>
           </w:p>
           <w:p>
             <w:pPr>
+              <w:spacing w:before="20" w:after="20"/>
               <w:bidi/>
-              <w:spacing w:after="20" w:before="20"/>
               <w:jc w:val="center"/>
             </w:pPr>
             <w:r>
               <w:rPr>
-                <w:rFonts w:ascii="Arial" w:cs="Arial" w:eastAsia="Arial" w:hAnsi="Arial"/>
+                <w:rFonts w:ascii="Arial" w:hAnsi="Arial" w:eastAsia="Arial" w:cs="Arial"/>
                 <w:b/>
                 <w:bCs/>
                 <w:color w:val="1A1A1A"/>
@@ -139,18 +135,18 @@
                 <w:szCs w:val="24"/>
                 <w:rtl/>
               </w:rPr>
-              <w:t xml:space="preserve">وزارة العدل</w:t>
+              <w:t>وزارة العدل</w:t>
             </w:r>
           </w:p>
         </w:tc>
         <w:tc>
           <w:tcPr>
-            <w:tcW w:type="dxa" w:w="2000"/>
+            <w:tcW w:w="2000" w:type="dxa"/>
             <w:tcBorders>
-              <w:top w:val="none" w:color="FFFFFF" w:sz="0"/>
-              <w:left w:val="none" w:color="FFFFFF" w:sz="0"/>
-              <w:bottom w:val="none" w:color="FFFFFF" w:sz="0"/>
-              <w:right w:val="none" w:color="FFFFFF" w:sz="0"/>
+              <w:top w:val="none"/>
+              <w:left w:val="none"/>
+              <w:bottom w:val="none"/>
+              <w:right w:val="none"/>
             </w:tcBorders>
             <w:vAlign w:val="center"/>
           </w:tcPr>
@@ -162,8 +158,8 @@
               <w:drawing>
                 <wp:inline distT="0" distB="0" distL="0" distR="0">
                   <wp:extent cx="904875" cy="904875"/>
-                  <wp:effectExtent t="0" r="0" b="0" l="0"/>
-                  <wp:docPr id="2" name="" descr="" title=""/>
+                  <wp:effectExtent l="0" t="0" r="0" b="0"/>
+                  <wp:docPr id="100001" name="Picture 100001"/>
                   <wp:cNvGraphicFramePr>
                     <a:graphicFrameLocks xmlns:a="http://schemas.openxmlformats.org/drawingml/2006/main" noChangeAspect="1"/>
                   </wp:cNvGraphicFramePr>
@@ -171,19 +167,16 @@
                     <a:graphicData uri="http://schemas.openxmlformats.org/drawingml/2006/picture">
                       <pic:pic xmlns:pic="http://schemas.openxmlformats.org/drawingml/2006/picture">
                         <pic:nvPicPr>
-                          <pic:cNvPr id="0" name="" descr=""/>
-                          <pic:cNvPicPr>
-                            <a:picLocks noChangeAspect="1" noChangeArrowheads="1"/>
-                          </pic:cNvPicPr>
+                          <pic:cNvPr id="100001" name="image100001"/>
+                          <pic:cNvPicPr/>
                         </pic:nvPicPr>
                         <pic:blipFill>
-                          <a:blip r:embed="rId9" cstate="none"/>
-                          <a:srcRect/>
+                          <a:blip r:embed="rId11"/>
                           <a:stretch>
                             <a:fillRect/>
                           </a:stretch>
                         </pic:blipFill>
-                        <pic:spPr bwMode="auto">
+                        <pic:spPr>
                           <a:xfrm>
                             <a:off x="0" y="0"/>
                             <a:ext cx="904875" cy="904875"/>
@@ -205,32 +198,31 @@
     <w:p>
       <w:pPr>
         <w:pBdr>
-          <w:bottom w:val="single" w:color="A9791F" w:sz="6" w:space="4"/>
+          <w:bottom w:val="single" w:sz="6" w:space="4" w:color="A9791F"/>
         </w:pBdr>
-        <w:spacing w:after="100" w:before="60"/>
-        <w:jc w:val="center"/>
-      </w:pPr>
-      <w:r>
-        <w:rPr>
-          <w:rFonts w:ascii="Arial" w:cs="Arial" w:eastAsia="Arial" w:hAnsi="Arial"/>
-        </w:rPr>
-        <w:t xml:space="preserve"/>
+        <w:spacing w:before="60" w:after="100"/>
+        <w:jc w:val="center"/>
+      </w:pPr>
+      <w:r>
+        <w:rPr>
+          <w:rFonts w:ascii="Arial" w:hAnsi="Arial" w:eastAsia="Arial" w:cs="Arial"/>
+        </w:rPr>
       </w:r>
     </w:p>
     <w:p>
       <w:pPr>
         <w:pBdr>
-          <w:top w:val="single" w:color="A9791F" w:sz="4" w:space="8"/>
-          <w:bottom w:val="single" w:color="A9791F" w:sz="4" w:space="8"/>
+          <w:top w:val="single" w:sz="4" w:space="8" w:color="A9791F"/>
+          <w:bottom w:val="single" w:sz="4" w:space="8" w:color="A9791F"/>
         </w:pBdr>
-        <w:shd w:fill="F7EFDD" w:color="auto" w:val="clear"/>
+        <w:shd w:val="clear" w:fill="F7EFDD"/>
+        <w:spacing w:before="80" w:after="60" w:line="260"/>
         <w:bidi/>
-        <w:spacing w:after="60" w:before="80" w:line="260"/>
-        <w:jc w:val="center"/>
-      </w:pPr>
-      <w:r>
-        <w:rPr>
-          <w:rFonts w:ascii="Arial" w:cs="Arial" w:eastAsia="Arial" w:hAnsi="Arial"/>
+        <w:jc w:val="center"/>
+      </w:pPr>
+      <w:r>
+        <w:rPr>
+          <w:rFonts w:ascii="Arial" w:hAnsi="Arial" w:eastAsia="Arial" w:cs="Arial"/>
           <w:b/>
           <w:bCs/>
           <w:color w:val="A9791F"/>
@@ -239,45 +231,40 @@
           <w:szCs w:val="48"/>
           <w:rtl/>
         </w:rPr>
-        <w:t xml:space="preserve">شهادة شكر و تقدير</w:t>
-      </w:r>
-    </w:p>
-    <w:p>
-      <w:pPr>
-        <w:spacing w:after="100" w:before="40"/>
-        <w:jc w:val="center"/>
-      </w:pPr>
-      <w:r>
-        <w:rPr>
-          <w:rFonts w:ascii="Arial" w:cs="Arial" w:eastAsia="Arial" w:hAnsi="Arial"/>
+        <w:t>شهادة شكر و تقدير</w:t>
+      </w:r>
+    </w:p>
+    <w:p>
+      <w:pPr>
+        <w:spacing w:before="40" w:after="100"/>
+        <w:jc w:val="center"/>
+      </w:pPr>
+      <w:r>
+        <w:rPr>
+          <w:rFonts w:ascii="Arial" w:hAnsi="Arial" w:eastAsia="Arial" w:cs="Arial"/>
           <w:color w:val="A9791F"/>
           <w:sz w:val="18"/>
           <w:szCs w:val="18"/>
+          <w:rtl/>
         </w:rPr>
         <w:t xml:space="preserve">◆  ◆  ◆</w:t>
       </w:r>
     </w:p>
     <w:p>
       <w:pPr>
-        <w:spacing w:after="40" w:before="40"/>
-      </w:pPr>
-      <w:r>
-        <w:t xml:space="preserve"/>
-      </w:r>
-    </w:p>
-    <w:p>
-      <w:pPr>
+        <w:spacing w:before="40" w:after="40"/>
+      </w:pPr>
+      <w:r/>
+    </w:p>
+    <w:p>
+      <w:pPr>
+        <w:spacing w:before="80" w:after="80" w:line="280"/>
         <w:bidi/>
-        <w:spacing w:after="80" w:before="80" w:line="280"/>
-        <w:jc w:val="center"/>
-      </w:pPr>
-      <w:r>
-        <w:rPr>
-          <w:rFonts w:ascii="Arial" w:cs="Arial" w:eastAsia="Arial" w:hAnsi="Arial"/>
-          <w:b w:val="false"/>
-          <w:bCs w:val="false"/>
-          <w:i w:val="false"/>
-          <w:iCs w:val="false"/>
+        <w:jc w:val="center"/>
+      </w:pPr>
+      <w:r>
+        <w:rPr>
+          <w:rFonts w:ascii="Arial" w:hAnsi="Arial" w:eastAsia="Arial" w:cs="Arial"/>
           <w:color w:val="1A1A1A"/>
           <w:sz w:val="34"/>
           <w:szCs w:val="30"/>
@@ -287,7 +274,7 @@
       </w:r>
       <w:r>
         <w:rPr>
-          <w:rFonts w:ascii="Arial" w:cs="Arial" w:eastAsia="Arial" w:hAnsi="Arial"/>
+          <w:rFonts w:ascii="Arial" w:hAnsi="Arial" w:eastAsia="Arial" w:cs="Arial"/>
           <w:b/>
           <w:bCs/>
           <w:color w:val="1F4E79"/>
@@ -295,51 +282,41 @@
           <w:szCs w:val="32"/>
           <w:rtl/>
         </w:rPr>
-        <w:t xml:space="preserve">{{ recipient_name }}</w:t>
-      </w:r>
-    </w:p>
-    <w:p>
-      <w:pPr>
-        <w:spacing w:after="60" w:before="60"/>
-      </w:pPr>
-      <w:r>
-        <w:t xml:space="preserve"/>
-      </w:r>
-    </w:p>
-    <w:p>
-      <w:pPr>
+        <w:t>{{ recipient_name }}</w:t>
+      </w:r>
+    </w:p>
+    <w:p>
+      <w:pPr>
+        <w:spacing w:before="60" w:after="60"/>
+      </w:pPr>
+      <w:r/>
+    </w:p>
+    <w:p>
+      <w:pPr>
+        <w:spacing w:before="80" w:after="80" w:line="300"/>
         <w:bidi/>
-        <w:spacing w:after="80" w:before="80" w:line="300"/>
-        <w:jc w:val="center"/>
-      </w:pPr>
-      <w:r>
-        <w:rPr>
-          <w:rFonts w:ascii="Arial" w:cs="Arial" w:eastAsia="Arial" w:hAnsi="Arial"/>
-          <w:b w:val="false"/>
-          <w:bCs w:val="false"/>
-          <w:i w:val="false"/>
-          <w:iCs w:val="false"/>
+        <w:jc w:val="center"/>
+      </w:pPr>
+      <w:r>
+        <w:rPr>
+          <w:rFonts w:ascii="Arial" w:hAnsi="Arial" w:eastAsia="Arial" w:cs="Arial"/>
           <w:color w:val="1A1A1A"/>
           <w:sz w:val="32"/>
           <w:szCs w:val="28"/>
           <w:rtl/>
         </w:rPr>
-        <w:t xml:space="preserve">تقديرا و عرفانا لجهودكم المخلصة و إسهامكم الإيجابي البنّاء في إنجاح الدورة التكوينية</w:t>
-      </w:r>
-    </w:p>
-    <w:p>
-      <w:pPr>
+        <w:t>تقديرا و عرفانا لجهودكم المخلصة و إسهامكم الإيجابي البنّاء في إنجاح الدورة التكوينية</w:t>
+      </w:r>
+    </w:p>
+    <w:p>
+      <w:pPr>
+        <w:spacing w:before="80" w:after="80" w:line="300"/>
         <w:bidi/>
-        <w:spacing w:after="80" w:before="80" w:line="300"/>
-        <w:jc w:val="center"/>
-      </w:pPr>
-      <w:r>
-        <w:rPr>
-          <w:rFonts w:ascii="Arial" w:cs="Arial" w:eastAsia="Arial" w:hAnsi="Arial"/>
-          <w:b w:val="false"/>
-          <w:bCs w:val="false"/>
-          <w:i w:val="false"/>
-          <w:iCs w:val="false"/>
+        <w:jc w:val="center"/>
+      </w:pPr>
+      <w:r>
+        <w:rPr>
+          <w:rFonts w:ascii="Arial" w:hAnsi="Arial" w:eastAsia="Arial" w:cs="Arial"/>
           <w:color w:val="1A1A1A"/>
           <w:sz w:val="32"/>
           <w:szCs w:val="28"/>
@@ -349,7 +326,7 @@
       </w:r>
       <w:r>
         <w:rPr>
-          <w:rFonts w:ascii="Arial" w:cs="Arial" w:eastAsia="Arial" w:hAnsi="Arial"/>
+          <w:rFonts w:ascii="Arial" w:hAnsi="Arial" w:eastAsia="Arial" w:cs="Arial"/>
           <w:b/>
           <w:bCs/>
           <w:color w:val="1F4E79"/>
@@ -357,15 +334,11 @@
           <w:szCs w:val="28"/>
           <w:rtl/>
         </w:rPr>
-        <w:t xml:space="preserve">{{ training_field }}</w:t>
-      </w:r>
-      <w:r>
-        <w:rPr>
-          <w:rFonts w:ascii="Arial" w:cs="Arial" w:eastAsia="Arial" w:hAnsi="Arial"/>
-          <w:b w:val="false"/>
-          <w:bCs w:val="false"/>
-          <w:i w:val="false"/>
-          <w:iCs w:val="false"/>
+        <w:t>{{ training_field }}</w:t>
+      </w:r>
+      <w:r>
+        <w:rPr>
+          <w:rFonts w:ascii="Arial" w:hAnsi="Arial" w:eastAsia="Arial" w:cs="Arial"/>
           <w:color w:val="1A1A1A"/>
           <w:sz w:val="32"/>
           <w:szCs w:val="28"/>
@@ -375,7 +348,7 @@
       </w:r>
       <w:r>
         <w:rPr>
-          <w:rFonts w:ascii="Arial" w:cs="Arial" w:eastAsia="Arial" w:hAnsi="Arial"/>
+          <w:rFonts w:ascii="Arial" w:hAnsi="Arial" w:eastAsia="Arial" w:cs="Arial"/>
           <w:b/>
           <w:bCs/>
           <w:color w:val="1F4E79"/>
@@ -383,15 +356,11 @@
           <w:szCs w:val="28"/>
           <w:rtl/>
         </w:rPr>
-        <w:t xml:space="preserve">{{ date_from }}</w:t>
-      </w:r>
-      <w:r>
-        <w:rPr>
-          <w:rFonts w:ascii="Arial" w:cs="Arial" w:eastAsia="Arial" w:hAnsi="Arial"/>
-          <w:b w:val="false"/>
-          <w:bCs w:val="false"/>
-          <w:i w:val="false"/>
-          <w:iCs w:val="false"/>
+        <w:t>{{ date_from }}</w:t>
+      </w:r>
+      <w:r>
+        <w:rPr>
+          <w:rFonts w:ascii="Arial" w:hAnsi="Arial" w:eastAsia="Arial" w:cs="Arial"/>
           <w:color w:val="1A1A1A"/>
           <w:sz w:val="32"/>
           <w:szCs w:val="28"/>
@@ -401,7 +370,7 @@
       </w:r>
       <w:r>
         <w:rPr>
-          <w:rFonts w:ascii="Arial" w:cs="Arial" w:eastAsia="Arial" w:hAnsi="Arial"/>
+          <w:rFonts w:ascii="Arial" w:hAnsi="Arial" w:eastAsia="Arial" w:cs="Arial"/>
           <w:b/>
           <w:bCs/>
           <w:color w:val="1F4E79"/>
@@ -409,15 +378,15 @@
           <w:szCs w:val="28"/>
           <w:rtl/>
         </w:rPr>
-        <w:t xml:space="preserve">{{ date_to }}</w:t>
-      </w:r>
-      <w:r>
-        <w:rPr>
-          <w:rFonts w:ascii="Arial" w:cs="Arial" w:eastAsia="Arial" w:hAnsi="Arial"/>
-          <w:b w:val="false"/>
-          <w:bCs w:val="false"/>
-          <w:i w:val="false"/>
-          <w:iCs w:val="false"/>
+        <w:t>{{ date_to }}</w:t>
+      </w:r>
+      <w:r>
+        <w:rPr>
+          <w:rFonts w:ascii="Arial" w:hAnsi="Arial" w:eastAsia="Arial" w:cs="Arial"/>
+          <w:b w:val="0"/>
+          <w:bCs w:val="0"/>
+          <w:i w:val="0"/>
+          <w:iCs w:val="0"/>
           <w:color w:val="1A1A1A"/>
           <w:sz w:val="32"/>
           <w:szCs w:val="28"/>
@@ -426,7 +395,7 @@
       </w:r>
       <w:r>
         <w:rPr>
-          <w:rFonts w:ascii="Arial" w:cs="Arial" w:eastAsia="Arial" w:hAnsi="Arial"/>
+          <w:rFonts w:ascii="Arial" w:hAnsi="Arial" w:eastAsia="Arial" w:cs="Arial"/>
           <w:b/>
           <w:bCs/>
           <w:color w:val="1F4E79"/>
@@ -437,11 +406,11 @@
       </w:r>
       <w:r>
         <w:rPr>
-          <w:rFonts w:ascii="Arial" w:cs="Arial" w:eastAsia="Arial" w:hAnsi="Arial"/>
-          <w:b w:val="false"/>
-          <w:bCs w:val="false"/>
-          <w:i w:val="false"/>
-          <w:iCs w:val="false"/>
+          <w:rFonts w:ascii="Arial" w:hAnsi="Arial" w:eastAsia="Arial" w:cs="Arial"/>
+          <w:b w:val="0"/>
+          <w:bCs w:val="0"/>
+          <w:i w:val="0"/>
+          <w:iCs w:val="0"/>
           <w:color w:val="1A1A1A"/>
           <w:sz w:val="32"/>
           <w:szCs w:val="28"/>
@@ -451,17 +420,13 @@
     </w:p>
     <w:p>
       <w:pPr>
+        <w:spacing w:before="80" w:after="80" w:line="300"/>
         <w:bidi/>
-        <w:spacing w:after="80" w:before="80" w:line="300"/>
-        <w:jc w:val="center"/>
-      </w:pPr>
-      <w:r>
-        <w:rPr>
-          <w:rFonts w:ascii="Arial" w:cs="Arial" w:eastAsia="Arial" w:hAnsi="Arial"/>
-          <w:b w:val="false"/>
-          <w:bCs w:val="false"/>
-          <w:i w:val="false"/>
-          <w:iCs w:val="false"/>
+        <w:jc w:val="center"/>
+      </w:pPr>
+      <w:r>
+        <w:rPr>
+          <w:rFonts w:ascii="Arial" w:hAnsi="Arial" w:eastAsia="Arial" w:cs="Arial"/>
           <w:color w:val="1A1A1A"/>
           <w:sz w:val="32"/>
           <w:szCs w:val="28"/>
@@ -471,7 +436,7 @@
       </w:r>
       <w:r>
         <w:rPr>
-          <w:rFonts w:ascii="Arial" w:cs="Arial" w:eastAsia="Arial" w:hAnsi="Arial"/>
+          <w:rFonts w:ascii="Arial" w:hAnsi="Arial" w:eastAsia="Arial" w:cs="Arial"/>
           <w:b/>
           <w:bCs/>
           <w:color w:val="1F4E79"/>
@@ -479,28 +444,27 @@
           <w:szCs w:val="28"/>
           <w:rtl/>
         </w:rPr>
-        <w:t xml:space="preserve">{{ coordinating_orgs }}</w:t>
-      </w:r>
-    </w:p>
-    <w:p>
-      <w:pPr>
-        <w:spacing w:after="80" w:before="80"/>
-      </w:pPr>
-      <w:r>
-        <w:t xml:space="preserve"/>
-      </w:r>
-    </w:p>
-    <w:p>
-      <w:pPr>
-        <w:spacing w:after="100" w:before="40"/>
-        <w:jc w:val="center"/>
-      </w:pPr>
-      <w:r>
-        <w:rPr>
-          <w:rFonts w:ascii="Arial" w:cs="Arial" w:eastAsia="Arial" w:hAnsi="Arial"/>
+        <w:t>{{ coordinating_orgs }}</w:t>
+      </w:r>
+    </w:p>
+    <w:p>
+      <w:pPr>
+        <w:spacing w:before="80" w:after="80"/>
+      </w:pPr>
+      <w:r/>
+    </w:p>
+    <w:p>
+      <w:pPr>
+        <w:spacing w:before="40" w:after="100"/>
+        <w:jc w:val="center"/>
+      </w:pPr>
+      <w:r>
+        <w:rPr>
+          <w:rFonts w:ascii="Arial" w:hAnsi="Arial" w:eastAsia="Arial" w:cs="Arial"/>
           <w:color w:val="A9791F"/>
           <w:sz w:val="18"/>
           <w:szCs w:val="18"/>
+          <w:rtl/>
         </w:rPr>
         <w:t xml:space="preserve">◆  ◆  ◆</w:t>
       </w:r>
@@ -508,18 +472,18 @@
     <w:p>
       <w:pPr>
         <w:pBdr>
-          <w:top w:val="dashed" w:color="A9791F" w:sz="4" w:space="6"/>
-          <w:bottom w:val="dashed" w:color="A9791F" w:sz="4" w:space="6"/>
-          <w:left w:val="dashed" w:color="A9791F" w:sz="4" w:space="6"/>
-          <w:right w:val="dashed" w:color="A9791F" w:sz="4" w:space="6"/>
+          <w:top w:val="dashed" w:sz="4" w:space="6" w:color="A9791F"/>
+          <w:left w:val="dashed" w:sz="4" w:space="6" w:color="A9791F"/>
+          <w:bottom w:val="dashed" w:sz="4" w:space="6" w:color="A9791F"/>
+          <w:right w:val="dashed" w:sz="4" w:space="6" w:color="A9791F"/>
         </w:pBdr>
+        <w:spacing w:before="80" w:after="80"/>
         <w:bidi/>
-        <w:spacing w:after="80" w:before="80"/>
-        <w:jc w:val="center"/>
-      </w:pPr>
-      <w:r>
-        <w:rPr>
-          <w:rFonts w:ascii="Arial" w:cs="Arial" w:eastAsia="Arial" w:hAnsi="Arial"/>
+        <w:jc w:val="center"/>
+      </w:pPr>
+      <w:r>
+        <w:rPr>
+          <w:rFonts w:ascii="Arial" w:hAnsi="Arial" w:eastAsia="Arial" w:cs="Arial"/>
           <w:i/>
           <w:iCs/>
           <w:color w:val="A9791F"/>
@@ -527,49 +491,40 @@
           <w:szCs w:val="18"/>
           <w:rtl/>
         </w:rPr>
-        <w:t xml:space="preserve">ختم و توقيع الجهة المانحة</w:t>
-      </w:r>
-    </w:p>
-    <w:p>
-      <w:pPr>
-        <w:spacing w:after="40" w:before="40"/>
-      </w:pPr>
-      <w:r>
-        <w:t xml:space="preserve"/>
-      </w:r>
-    </w:p>
-    <w:p>
-      <w:pPr>
+        <w:t>ختم و توقيع الجهة المانحة</w:t>
+      </w:r>
+    </w:p>
+    <w:p>
+      <w:pPr>
+        <w:spacing w:before="40" w:after="40"/>
+      </w:pPr>
+      <w:r/>
+    </w:p>
+    <w:p>
+      <w:pPr>
+        <w:spacing w:before="40" w:after="40"/>
         <w:bidi/>
-        <w:spacing w:after="40" w:before="40"/>
         <w:jc w:val="left"/>
       </w:pPr>
       <w:r>
         <w:rPr>
-          <w:rFonts w:ascii="Arial" w:cs="Arial" w:eastAsia="Arial" w:hAnsi="Arial"/>
+          <w:rFonts w:ascii="Arial" w:hAnsi="Arial" w:eastAsia="Arial" w:cs="Arial"/>
           <w:b/>
           <w:bCs/>
-          <w:i w:val="false"/>
-          <w:iCs w:val="false"/>
           <w:color w:val="0B5A3A"/>
           <w:sz w:val="30"/>
           <w:szCs w:val="26"/>
           <w:rtl/>
         </w:rPr>
-        <w:t xml:space="preserve">التوقيع</w:t>
-      </w:r>
-    </w:p>
-    <w:p>
-      <w:pPr>
-        <w:pBdr>
-          <w:bottom w:val="single" w:color="8C8C8C" w:sz="6" w:space="1"/>
-        </w:pBdr>
-        <w:spacing w:after="0" w:before="0"/>
-        <w:jc w:val="left"/>
-      </w:pPr>
-      <w:r>
-        <w:rPr>
-          <w:rFonts w:ascii="Arial" w:cs="Arial" w:eastAsia="Arial" w:hAnsi="Arial"/>
+        <w:t>التوقيع</w:t>
+      </w:r>
+      <w:r>
+        <w:rPr>
+          <w:rFonts w:ascii="Arial" w:hAnsi="Arial" w:eastAsia="Arial" w:cs="Arial"/>
+          <w:color w:val="1A1A1A"/>
+          <w:sz w:val="28"/>
+          <w:szCs w:val="28"/>
+          <w:rtl/>
         </w:rPr>
         <w:t xml:space="preserve">                              </w:t>
       </w:r>
@@ -578,12 +533,11 @@
       <w:pgSz w:w="16838" w:h="11906" w:orient="landscape"/>
       <w:pgMar w:top="500" w:right="1417" w:bottom="500" w:left="1417" w:header="708" w:footer="708" w:gutter="0"/>
       <w:pgBorders w:display="allPages" w:offsetFrom="page" w:zOrder="front">
-        <w:top w:val="double" w:color="A9791F" w:sz="16" w:space="24"/>
-        <w:left w:val="double" w:color="A9791F" w:sz="16" w:space="24"/>
-        <w:bottom w:val="double" w:color="A9791F" w:sz="16" w:space="24"/>
-        <w:right w:val="double" w:color="A9791F" w:sz="16" w:space="24"/>
+        <w:top w:val="double" w:sz="16" w:space="24" w:color="A9791F"/>
+        <w:left w:val="double" w:sz="16" w:space="24" w:color="A9791F"/>
+        <w:bottom w:val="double" w:sz="16" w:space="24" w:color="A9791F"/>
+        <w:right w:val="double" w:sz="16" w:space="24" w:color="A9791F"/>
       </w:pgBorders>
-      <w:pgNumType/>
       <w:vAlign w:val="center"/>
       <w:docGrid w:linePitch="360"/>
     </w:sectPr>
@@ -596,7 +550,7 @@
 </file>
 
 <file path=word/endnotes.xml><?xml version="1.0" encoding="utf-8"?>
-<w:endnotes xmlns:wpc="http://schemas.microsoft.com/office/word/2010/wordprocessingCanvas" xmlns:mc="http://schemas.openxmlformats.org/markup-compatibility/2006" xmlns:o="urn:schemas-microsoft-com:office:office" xmlns:r="http://schemas.openxmlformats.org/officeDocument/2006/relationships" xmlns:m="http://schemas.openxmlformats.org/officeDocument/2006/math" xmlns:v="urn:schemas-microsoft-com:vml" xmlns:wp14="http://schemas.microsoft.com/office/word/2010/wordprocessingDrawing" xmlns:wp="http://schemas.openxmlformats.org/drawingml/2006/wordprocessingDrawing" xmlns:w10="urn:schemas-microsoft-com:office:word" xmlns:w="http://schemas.openxmlformats.org/wordprocessingml/2006/main" xmlns:w14="http://schemas.microsoft.com/office/word/2010/wordml" xmlns:w15="http://schemas.microsoft.com/office/word/2012/wordml" xmlns:wpg="http://schemas.microsoft.com/office/word/2010/wordprocessingGroup" xmlns:wpi="http://schemas.microsoft.com/office/word/2010/wordprocessingInk" xmlns:wne="http://schemas.microsoft.com/office/word/2006/wordml" xmlns:wps="http://schemas.microsoft.com/office/word/2010/wordprocessingShape" mc:Ignorable="w14 w15 wp14">
+<w:endnotes xmlns:wpc="http://schemas.microsoft.com/office/word/2010/wordprocessingCanvas" xmlns:cx="http://schemas.microsoft.com/office/drawing/2014/chartex" xmlns:cx1="http://schemas.microsoft.com/office/drawing/2015/9/8/chartex" xmlns:cx2="http://schemas.microsoft.com/office/drawing/2015/10/21/chartex" xmlns:cx3="http://schemas.microsoft.com/office/drawing/2016/5/9/chartex" xmlns:cx4="http://schemas.microsoft.com/office/drawing/2016/5/10/chartex" xmlns:cx5="http://schemas.microsoft.com/office/drawing/2016/5/11/chartex" xmlns:cx6="http://schemas.microsoft.com/office/drawing/2016/5/12/chartex" xmlns:cx7="http://schemas.microsoft.com/office/drawing/2016/5/13/chartex" xmlns:cx8="http://schemas.microsoft.com/office/drawing/2016/5/14/chartex" xmlns:mc="http://schemas.openxmlformats.org/markup-compatibility/2006" xmlns:aink="http://schemas.microsoft.com/office/drawing/2016/ink" xmlns:am3d="http://schemas.microsoft.com/office/drawing/2017/model3d" xmlns:o="urn:schemas-microsoft-com:office:office" xmlns:oel="http://schemas.microsoft.com/office/2019/extlst" xmlns:r="http://schemas.openxmlformats.org/officeDocument/2006/relationships" xmlns:m="http://schemas.openxmlformats.org/officeDocument/2006/math" xmlns:v="urn:schemas-microsoft-com:vml" xmlns:wp14="http://schemas.microsoft.com/office/word/2010/wordprocessingDrawing" xmlns:wp="http://schemas.openxmlformats.org/drawingml/2006/wordprocessingDrawing" xmlns:w10="urn:schemas-microsoft-com:office:word" xmlns:w="http://schemas.openxmlformats.org/wordprocessingml/2006/main" xmlns:w14="http://schemas.microsoft.com/office/word/2010/wordml" xmlns:w15="http://schemas.microsoft.com/office/word/2012/wordml" xmlns:w16cex="http://schemas.microsoft.com/office/word/2018/wordml/cex" xmlns:w16cid="http://schemas.microsoft.com/office/word/2016/wordml/cid" xmlns:w16="http://schemas.microsoft.com/office/word/2018/wordml" xmlns:w16du="http://schemas.microsoft.com/office/word/2023/wordml/word16du" xmlns:w16sdtdh="http://schemas.microsoft.com/office/word/2020/wordml/sdtdatahash" xmlns:w16sdtfl="http://schemas.microsoft.com/office/word/2024/wordml/sdtformatlock" xmlns:w16se="http://schemas.microsoft.com/office/word/2015/wordml/symex" xmlns:wpg="http://schemas.microsoft.com/office/word/2010/wordprocessingGroup" xmlns:wpi="http://schemas.microsoft.com/office/word/2010/wordprocessingInk" xmlns:wne="http://schemas.microsoft.com/office/word/2006/wordml" xmlns:wps="http://schemas.microsoft.com/office/word/2010/wordprocessingShape" mc:Ignorable="w14 w15 w16se w16cid w16 w16cex w16sdtdh w16sdtfl w16du wp14">
   <w:endnote w:type="separator" w:id="-1">
     <w:p>
       <w:pPr>
@@ -633,7 +587,7 @@
 </file>
 
 <file path=word/footnotes.xml><?xml version="1.0" encoding="utf-8"?>
-<w:footnotes xmlns:wpc="http://schemas.microsoft.com/office/word/2010/wordprocessingCanvas" xmlns:mc="http://schemas.openxmlformats.org/markup-compatibility/2006" xmlns:o="urn:schemas-microsoft-com:office:office" xmlns:r="http://schemas.openxmlformats.org/officeDocument/2006/relationships" xmlns:m="http://schemas.openxmlformats.org/officeDocument/2006/math" xmlns:v="urn:schemas-microsoft-com:vml" xmlns:wp14="http://schemas.microsoft.com/office/word/2010/wordprocessingDrawing" xmlns:wp="http://schemas.openxmlformats.org/drawingml/2006/wordprocessingDrawing" xmlns:w10="urn:schemas-microsoft-com:office:word" xmlns:w="http://schemas.openxmlformats.org/wordprocessingml/2006/main" xmlns:w14="http://schemas.microsoft.com/office/word/2010/wordml" xmlns:w15="http://schemas.microsoft.com/office/word/2012/wordml" xmlns:wpg="http://schemas.microsoft.com/office/word/2010/wordprocessingGroup" xmlns:wpi="http://schemas.microsoft.com/office/word/2010/wordprocessingInk" xmlns:wne="http://schemas.microsoft.com/office/word/2006/wordml" xmlns:wps="http://schemas.microsoft.com/office/word/2010/wordprocessingShape" mc:Ignorable="w14 w15 wp14">
+<w:footnotes xmlns:wpc="http://schemas.microsoft.com/office/word/2010/wordprocessingCanvas" xmlns:cx="http://schemas.microsoft.com/office/drawing/2014/chartex" xmlns:cx1="http://schemas.microsoft.com/office/drawing/2015/9/8/chartex" xmlns:cx2="http://schemas.microsoft.com/office/drawing/2015/10/21/chartex" xmlns:cx3="http://schemas.microsoft.com/office/drawing/2016/5/9/chartex" xmlns:cx4="http://schemas.microsoft.com/office/drawing/2016/5/10/chartex" xmlns:cx5="http://schemas.microsoft.com/office/drawing/2016/5/11/chartex" xmlns:cx6="http://schemas.microsoft.com/office/drawing/2016/5/12/chartex" xmlns:cx7="http://schemas.microsoft.com/office/drawing/2016/5/13/chartex" xmlns:cx8="http://schemas.microsoft.com/office/drawing/2016/5/14/chartex" xmlns:mc="http://schemas.openxmlformats.org/markup-compatibility/2006" xmlns:aink="http://schemas.microsoft.com/office/drawing/2016/ink" xmlns:am3d="http://schemas.microsoft.com/office/drawing/2017/model3d" xmlns:o="urn:schemas-microsoft-com:office:office" xmlns:oel="http://schemas.microsoft.com/office/2019/extlst" xmlns:r="http://schemas.openxmlformats.org/officeDocument/2006/relationships" xmlns:m="http://schemas.openxmlformats.org/officeDocument/2006/math" xmlns:v="urn:schemas-microsoft-com:vml" xmlns:wp14="http://schemas.microsoft.com/office/word/2010/wordprocessingDrawing" xmlns:wp="http://schemas.openxmlformats.org/drawingml/2006/wordprocessingDrawing" xmlns:w10="urn:schemas-microsoft-com:office:word" xmlns:w="http://schemas.openxmlformats.org/wordprocessingml/2006/main" xmlns:w14="http://schemas.microsoft.com/office/word/2010/wordml" xmlns:w15="http://schemas.microsoft.com/office/word/2012/wordml" xmlns:w16cex="http://schemas.microsoft.com/office/word/2018/wordml/cex" xmlns:w16cid="http://schemas.microsoft.com/office/word/2016/wordml/cid" xmlns:w16="http://schemas.microsoft.com/office/word/2018/wordml" xmlns:w16du="http://schemas.microsoft.com/office/word/2023/wordml/word16du" xmlns:w16sdtdh="http://schemas.microsoft.com/office/word/2020/wordml/sdtdatahash" xmlns:w16sdtfl="http://schemas.microsoft.com/office/word/2024/wordml/sdtformatlock" xmlns:w16se="http://schemas.microsoft.com/office/word/2015/wordml/symex" xmlns:wpg="http://schemas.microsoft.com/office/word/2010/wordprocessingGroup" xmlns:wpi="http://schemas.microsoft.com/office/word/2010/wordprocessingInk" xmlns:wne="http://schemas.microsoft.com/office/word/2006/wordml" xmlns:wps="http://schemas.microsoft.com/office/word/2010/wordprocessingShape" mc:Ignorable="w14 w15 w16se w16cid w16 w16cex w16sdtdh w16sdtfl w16du wp14">
   <w:footnote w:type="separator" w:id="-1">
     <w:p>
       <w:pPr>

--- a/certificates templates/شهادة شكر و تقدير.docx
+++ b/certificates templates/شهادة شكر و تقدير.docx
@@ -67,7 +67,7 @@
                           <pic:cNvPicPr/>
                         </pic:nvPicPr>
                         <pic:blipFill>
-                          <a:blip r:embed="rId10"/>
+                          <a:blip r:embed="rId12"/>
                           <a:stretch>
                             <a:fillRect/>
                           </a:stretch>
@@ -138,6 +138,11 @@
               <w:t>وزارة العدل</w:t>
             </w:r>
           </w:p>
+          <w:p>
+            <w:pPr>
+              <w:spacing w:before="20" w:after="20"/>
+            </w:pPr>
+          </w:p>
         </w:tc>
         <w:tc>
           <w:tcPr>
@@ -171,7 +176,7 @@
                           <pic:cNvPicPr/>
                         </pic:nvPicPr>
                         <pic:blipFill>
-                          <a:blip r:embed="rId11"/>
+                          <a:blip r:embed="rId13"/>
                           <a:stretch>
                             <a:fillRect/>
                           </a:stretch>
@@ -197,17 +202,13 @@
     </w:tbl>
     <w:p>
       <w:pPr>
-        <w:pBdr>
-          <w:bottom w:val="single" w:sz="6" w:space="4" w:color="A9791F"/>
-        </w:pBdr>
         <w:spacing w:before="60" w:after="100"/>
-        <w:jc w:val="center"/>
-      </w:pPr>
-      <w:r>
-        <w:rPr>
-          <w:rFonts w:ascii="Arial" w:hAnsi="Arial" w:eastAsia="Arial" w:cs="Arial"/>
-        </w:rPr>
-      </w:r>
+      </w:pPr>
+    </w:p>
+    <w:p>
+      <w:pPr>
+        <w:spacing w:before="60" w:after="100"/>
+      </w:pPr>
     </w:p>
     <w:p>
       <w:pPr>
@@ -258,6 +259,11 @@
     </w:p>
     <w:p>
       <w:pPr>
+        <w:spacing w:before="40" w:after="40"/>
+      </w:pPr>
+    </w:p>
+    <w:p>
+      <w:pPr>
         <w:spacing w:before="80" w:after="80" w:line="280"/>
         <w:bidi/>
         <w:jc w:val="center"/>
@@ -452,6 +458,26 @@
         <w:spacing w:before="80" w:after="80"/>
       </w:pPr>
       <w:r/>
+    </w:p>
+    <w:p>
+      <w:pPr>
+        <w:spacing w:before="80" w:after="80"/>
+      </w:pPr>
+    </w:p>
+    <w:p>
+      <w:pPr>
+        <w:spacing w:before="80" w:after="80"/>
+      </w:pPr>
+    </w:p>
+    <w:p>
+      <w:pPr>
+        <w:spacing w:before="80" w:after="80"/>
+      </w:pPr>
+    </w:p>
+    <w:p>
+      <w:pPr>
+        <w:spacing w:before="80" w:after="80"/>
+      </w:pPr>
     </w:p>
     <w:p>
       <w:pPr>
